--- a/W8/W8_lab_report.docx
+++ b/W8/W8_lab_report.docx
@@ -777,6 +777,217 @@
                     <a:xfrm>
                       <a:off x="0" y="0"/>
                       <a:ext cx="2283789" cy="2766024"/>
+                    </a:xfrm>
+                    <a:prstGeom prst="rect">
+                      <a:avLst/>
+                    </a:prstGeom>
+                  </pic:spPr>
+                </pic:pic>
+              </a:graphicData>
+            </a:graphic>
+          </wp:inline>
+        </w:drawing>
+      </w:r>
+    </w:p>
+    <w:p>
+      <w:pPr>
+        <w:pStyle w:val="ListParagraph"/>
+        <w:numPr>
+          <w:ilvl w:val="0"/>
+          <w:numId w:val="1"/>
+        </w:numPr>
+        <w:rPr>
+          <w:lang w:val="en-US"/>
+        </w:rPr>
+      </w:pPr>
+      <w:r>
+        <w:rPr>
+          <w:lang w:val="en-US"/>
+        </w:rPr>
+        <w:t>Removing Verts</w:t>
+      </w:r>
+    </w:p>
+    <w:p>
+      <w:pPr>
+        <w:pStyle w:val="ListParagraph"/>
+        <w:numPr>
+          <w:ilvl w:val="1"/>
+          <w:numId w:val="1"/>
+        </w:numPr>
+        <w:rPr>
+          <w:lang w:val="en-US"/>
+        </w:rPr>
+      </w:pPr>
+      <w:r>
+        <w:rPr>
+          <w:lang w:val="en-US"/>
+        </w:rPr>
+        <w:drawing>
+          <wp:inline distT="0" distB="0" distL="0" distR="0" wp14:anchorId="03865472" wp14:editId="7DE74F1F">
+            <wp:extent cx="2522862" cy="3070860"/>
+            <wp:effectExtent l="0" t="0" r="0" b="0"/>
+            <wp:docPr id="320558846" name="Picture 1"/>
+            <wp:cNvGraphicFramePr>
+              <a:graphicFrameLocks xmlns:a="http://schemas.openxmlformats.org/drawingml/2006/main" noChangeAspect="1"/>
+            </wp:cNvGraphicFramePr>
+            <a:graphic xmlns:a="http://schemas.openxmlformats.org/drawingml/2006/main">
+              <a:graphicData uri="http://schemas.openxmlformats.org/drawingml/2006/picture">
+                <pic:pic xmlns:pic="http://schemas.openxmlformats.org/drawingml/2006/picture">
+                  <pic:nvPicPr>
+                    <pic:cNvPr id="320558846" name=""/>
+                    <pic:cNvPicPr/>
+                  </pic:nvPicPr>
+                  <pic:blipFill>
+                    <a:blip r:embed="rId14"/>
+                    <a:stretch>
+                      <a:fillRect/>
+                    </a:stretch>
+                  </pic:blipFill>
+                  <pic:spPr>
+                    <a:xfrm>
+                      <a:off x="0" y="0"/>
+                      <a:ext cx="2533614" cy="3083948"/>
+                    </a:xfrm>
+                    <a:prstGeom prst="rect">
+                      <a:avLst/>
+                    </a:prstGeom>
+                  </pic:spPr>
+                </pic:pic>
+              </a:graphicData>
+            </a:graphic>
+          </wp:inline>
+        </w:drawing>
+      </w:r>
+    </w:p>
+    <w:p>
+      <w:pPr>
+        <w:pStyle w:val="ListParagraph"/>
+        <w:numPr>
+          <w:ilvl w:val="0"/>
+          <w:numId w:val="1"/>
+        </w:numPr>
+        <w:rPr>
+          <w:lang w:val="en-US"/>
+        </w:rPr>
+      </w:pPr>
+      <w:r>
+        <w:rPr>
+          <w:lang w:val="en-US"/>
+        </w:rPr>
+        <w:t>Adding edge</w:t>
+      </w:r>
+    </w:p>
+    <w:p>
+      <w:pPr>
+        <w:pStyle w:val="ListParagraph"/>
+        <w:numPr>
+          <w:ilvl w:val="1"/>
+          <w:numId w:val="1"/>
+        </w:numPr>
+        <w:rPr>
+          <w:lang w:val="en-US"/>
+        </w:rPr>
+      </w:pPr>
+      <w:r>
+        <w:rPr>
+          <w:lang w:val="en-US"/>
+        </w:rPr>
+        <w:lastRenderedPageBreak/>
+        <w:drawing>
+          <wp:inline distT="0" distB="0" distL="0" distR="0" wp14:anchorId="4EEC1FB4" wp14:editId="099E5E27">
+            <wp:extent cx="3307080" cy="4052794"/>
+            <wp:effectExtent l="0" t="0" r="7620" b="5080"/>
+            <wp:docPr id="526883487" name="Picture 1"/>
+            <wp:cNvGraphicFramePr>
+              <a:graphicFrameLocks xmlns:a="http://schemas.openxmlformats.org/drawingml/2006/main" noChangeAspect="1"/>
+            </wp:cNvGraphicFramePr>
+            <a:graphic xmlns:a="http://schemas.openxmlformats.org/drawingml/2006/main">
+              <a:graphicData uri="http://schemas.openxmlformats.org/drawingml/2006/picture">
+                <pic:pic xmlns:pic="http://schemas.openxmlformats.org/drawingml/2006/picture">
+                  <pic:nvPicPr>
+                    <pic:cNvPr id="526883487" name=""/>
+                    <pic:cNvPicPr/>
+                  </pic:nvPicPr>
+                  <pic:blipFill>
+                    <a:blip r:embed="rId15"/>
+                    <a:stretch>
+                      <a:fillRect/>
+                    </a:stretch>
+                  </pic:blipFill>
+                  <pic:spPr>
+                    <a:xfrm>
+                      <a:off x="0" y="0"/>
+                      <a:ext cx="3313194" cy="4060286"/>
+                    </a:xfrm>
+                    <a:prstGeom prst="rect">
+                      <a:avLst/>
+                    </a:prstGeom>
+                  </pic:spPr>
+                </pic:pic>
+              </a:graphicData>
+            </a:graphic>
+          </wp:inline>
+        </w:drawing>
+      </w:r>
+    </w:p>
+    <w:p>
+      <w:pPr>
+        <w:pStyle w:val="ListParagraph"/>
+        <w:numPr>
+          <w:ilvl w:val="0"/>
+          <w:numId w:val="1"/>
+        </w:numPr>
+        <w:rPr>
+          <w:lang w:val="en-US"/>
+        </w:rPr>
+      </w:pPr>
+      <w:r>
+        <w:rPr>
+          <w:lang w:val="en-US"/>
+        </w:rPr>
+        <w:t>Removing edge</w:t>
+      </w:r>
+    </w:p>
+    <w:p>
+      <w:pPr>
+        <w:pStyle w:val="ListParagraph"/>
+        <w:numPr>
+          <w:ilvl w:val="1"/>
+          <w:numId w:val="1"/>
+        </w:numPr>
+        <w:rPr>
+          <w:lang w:val="en-US"/>
+        </w:rPr>
+      </w:pPr>
+      <w:r>
+        <w:rPr>
+          <w:lang w:val="en-US"/>
+        </w:rPr>
+        <w:drawing>
+          <wp:inline distT="0" distB="0" distL="0" distR="0" wp14:anchorId="09159EB0" wp14:editId="302DA32D">
+            <wp:extent cx="3223777" cy="3957645"/>
+            <wp:effectExtent l="0" t="0" r="0" b="5080"/>
+            <wp:docPr id="1821095535" name="Picture 1"/>
+            <wp:cNvGraphicFramePr>
+              <a:graphicFrameLocks xmlns:a="http://schemas.openxmlformats.org/drawingml/2006/main" noChangeAspect="1"/>
+            </wp:cNvGraphicFramePr>
+            <a:graphic xmlns:a="http://schemas.openxmlformats.org/drawingml/2006/main">
+              <a:graphicData uri="http://schemas.openxmlformats.org/drawingml/2006/picture">
+                <pic:pic xmlns:pic="http://schemas.openxmlformats.org/drawingml/2006/picture">
+                  <pic:nvPicPr>
+                    <pic:cNvPr id="1821095535" name=""/>
+                    <pic:cNvPicPr/>
+                  </pic:nvPicPr>
+                  <pic:blipFill>
+                    <a:blip r:embed="rId16"/>
+                    <a:stretch>
+                      <a:fillRect/>
+                    </a:stretch>
+                  </pic:blipFill>
+                  <pic:spPr>
+                    <a:xfrm>
+                      <a:off x="0" y="0"/>
+                      <a:ext cx="3233655" cy="3969771"/>
                     </a:xfrm>
                     <a:prstGeom prst="rect">
                       <a:avLst/>

--- a/W8/W8_lab_report.docx
+++ b/W8/W8_lab_report.docx
@@ -54,6 +54,7 @@
       </w:pPr>
       <w:r>
         <w:rPr>
+          <w:noProof/>
           <w:lang w:val="en-US"/>
         </w:rPr>
         <w:drawing>
@@ -124,6 +125,7 @@
       </w:pPr>
       <w:r>
         <w:rPr>
+          <w:noProof/>
           <w:lang w:val="en-US"/>
         </w:rPr>
         <w:drawing>
@@ -194,6 +196,7 @@
       </w:pPr>
       <w:r>
         <w:rPr>
+          <w:noProof/>
           <w:lang w:val="en-US"/>
         </w:rPr>
         <w:lastRenderedPageBreak/>
@@ -275,6 +278,7 @@
       </w:pPr>
       <w:r>
         <w:rPr>
+          <w:noProof/>
           <w:lang w:val="en-US"/>
         </w:rPr>
         <w:drawing>
@@ -329,7 +333,7 @@
         <w:rPr>
           <w:lang w:val="en-US"/>
         </w:rPr>
-        <w:t>Explain…</w:t>
+        <w:t>Breath first search is an algorithm that searches every node on its level before moving to the next.</w:t>
       </w:r>
     </w:p>
     <w:p>
@@ -373,6 +377,7 @@
       </w:pPr>
       <w:r>
         <w:rPr>
+          <w:noProof/>
           <w:lang w:val="en-US"/>
         </w:rPr>
         <w:drawing>
@@ -427,7 +432,7 @@
         <w:rPr>
           <w:lang w:val="en-US"/>
         </w:rPr>
-        <w:t>Explain…</w:t>
+        <w:t>Depth first search is an algorithm that searches node and every its connected to before moving to the next of its original level.</w:t>
       </w:r>
     </w:p>
     <w:p>
@@ -458,7 +463,6 @@
           <w:bCs/>
           <w:lang w:val="en-US"/>
         </w:rPr>
-        <w:lastRenderedPageBreak/>
         <w:t xml:space="preserve">Task 4: </w:t>
       </w:r>
       <w:r>
@@ -481,6 +485,7 @@
       </w:pPr>
       <w:r>
         <w:rPr>
+          <w:noProof/>
           <w:lang w:val="en-US"/>
         </w:rPr>
         <w:drawing>
@@ -535,7 +540,31 @@
         <w:rPr>
           <w:lang w:val="en-US"/>
         </w:rPr>
-        <w:t>Explain… How dfs can detect and why it matters</w:t>
+        <w:t>DFS</w:t>
+      </w:r>
+      <w:r>
+        <w:rPr>
+          <w:lang w:val="en-US"/>
+        </w:rPr>
+        <w:t xml:space="preserve"> can detect</w:t>
+      </w:r>
+      <w:r>
+        <w:rPr>
+          <w:lang w:val="en-US"/>
+        </w:rPr>
+        <w:t xml:space="preserve"> cycles as the traveled nodes remain on the stack if it encounters a node on the stack again then a ‘back edge” exists. The detection of cycles is critical to understanding the layout of a graph and its nodes to </w:t>
+      </w:r>
+      <w:r>
+        <w:rPr>
+          <w:lang w:val="en-US"/>
+        </w:rPr>
+        <w:t>ensure</w:t>
+      </w:r>
+      <w:r>
+        <w:rPr>
+          <w:lang w:val="en-US"/>
+        </w:rPr>
+        <w:t xml:space="preserve"> efficiency when used in industries such as network engineering.</w:t>
       </w:r>
     </w:p>
     <w:p>
@@ -574,6 +603,7 @@
       </w:pPr>
       <w:r>
         <w:rPr>
+          <w:noProof/>
           <w:lang w:val="en-US"/>
         </w:rPr>
         <w:drawing>
@@ -645,8 +675,16 @@
         <w:rPr>
           <w:lang w:val="en-US"/>
         </w:rPr>
-        <w:t>Visualization Graph Data Structure with Tkinter</w:t>
-      </w:r>
+        <w:t xml:space="preserve">Visualization Graph Data Structure with </w:t>
+      </w:r>
+      <w:proofErr w:type="spellStart"/>
+      <w:r>
+        <w:rPr>
+          <w:lang w:val="en-US"/>
+        </w:rPr>
+        <w:t>Tkinter</w:t>
+      </w:r>
+      <w:proofErr w:type="spellEnd"/>
     </w:p>
     <w:p>
       <w:pPr>
@@ -659,11 +697,19 @@
           <w:lang w:val="en-US"/>
         </w:rPr>
       </w:pPr>
-      <w:r>
-        <w:rPr>
-          <w:lang w:val="en-US"/>
-        </w:rPr>
-        <w:t>Visualisation without extra functionality</w:t>
+      <w:proofErr w:type="spellStart"/>
+      <w:r>
+        <w:rPr>
+          <w:lang w:val="en-US"/>
+        </w:rPr>
+        <w:t>Visualisation</w:t>
+      </w:r>
+      <w:proofErr w:type="spellEnd"/>
+      <w:r>
+        <w:rPr>
+          <w:lang w:val="en-US"/>
+        </w:rPr>
+        <w:t xml:space="preserve"> without extra functionality</w:t>
       </w:r>
     </w:p>
     <w:p>
@@ -679,8 +725,10 @@
       </w:pPr>
       <w:r>
         <w:rPr>
-          <w:lang w:val="en-US"/>
-        </w:rPr>
+          <w:noProof/>
+          <w:lang w:val="en-US"/>
+        </w:rPr>
+        <w:lastRenderedPageBreak/>
         <w:drawing>
           <wp:inline distT="0" distB="0" distL="0" distR="0" wp14:anchorId="29F0F060" wp14:editId="1B426EE4">
             <wp:extent cx="4175662" cy="4168140"/>
@@ -733,7 +781,6 @@
         <w:rPr>
           <w:lang w:val="en-US"/>
         </w:rPr>
-        <w:lastRenderedPageBreak/>
         <w:t>Adding Verts</w:t>
       </w:r>
     </w:p>
@@ -750,6 +797,7 @@
       </w:pPr>
       <w:r>
         <w:rPr>
+          <w:noProof/>
           <w:lang w:val="en-US"/>
         </w:rPr>
         <w:drawing>
@@ -820,8 +868,10 @@
       </w:pPr>
       <w:r>
         <w:rPr>
-          <w:lang w:val="en-US"/>
-        </w:rPr>
+          <w:noProof/>
+          <w:lang w:val="en-US"/>
+        </w:rPr>
+        <w:lastRenderedPageBreak/>
         <w:drawing>
           <wp:inline distT="0" distB="0" distL="0" distR="0" wp14:anchorId="03865472" wp14:editId="7DE74F1F">
             <wp:extent cx="2522862" cy="3070860"/>
@@ -890,9 +940,9 @@
       </w:pPr>
       <w:r>
         <w:rPr>
-          <w:lang w:val="en-US"/>
-        </w:rPr>
-        <w:lastRenderedPageBreak/>
+          <w:noProof/>
+          <w:lang w:val="en-US"/>
+        </w:rPr>
         <w:drawing>
           <wp:inline distT="0" distB="0" distL="0" distR="0" wp14:anchorId="4EEC1FB4" wp14:editId="099E5E27">
             <wp:extent cx="3307080" cy="4052794"/>
@@ -961,8 +1011,10 @@
       </w:pPr>
       <w:r>
         <w:rPr>
-          <w:lang w:val="en-US"/>
-        </w:rPr>
+          <w:noProof/>
+          <w:lang w:val="en-US"/>
+        </w:rPr>
+        <w:lastRenderedPageBreak/>
         <w:drawing>
           <wp:inline distT="0" distB="0" distL="0" distR="0" wp14:anchorId="09159EB0" wp14:editId="302DA32D">
             <wp:extent cx="3223777" cy="3957645"/>
@@ -988,6 +1040,79 @@
                     <a:xfrm>
                       <a:off x="0" y="0"/>
                       <a:ext cx="3233655" cy="3969771"/>
+                    </a:xfrm>
+                    <a:prstGeom prst="rect">
+                      <a:avLst/>
+                    </a:prstGeom>
+                  </pic:spPr>
+                </pic:pic>
+              </a:graphicData>
+            </a:graphic>
+          </wp:inline>
+        </w:drawing>
+      </w:r>
+    </w:p>
+    <w:p>
+      <w:pPr>
+        <w:rPr>
+          <w:lang w:val="en-US"/>
+        </w:rPr>
+      </w:pPr>
+    </w:p>
+    <w:p>
+      <w:pPr>
+        <w:rPr>
+          <w:lang w:val="en-US"/>
+        </w:rPr>
+      </w:pPr>
+      <w:r>
+        <w:rPr>
+          <w:lang w:val="en-US"/>
+        </w:rPr>
+        <w:t>Task 7: Benchmarking</w:t>
+      </w:r>
+    </w:p>
+    <w:p>
+      <w:pPr>
+        <w:pStyle w:val="ListParagraph"/>
+        <w:numPr>
+          <w:ilvl w:val="0"/>
+          <w:numId w:val="1"/>
+        </w:numPr>
+        <w:rPr>
+          <w:lang w:val="en-US"/>
+        </w:rPr>
+      </w:pPr>
+      <w:r>
+        <w:rPr>
+          <w:noProof/>
+          <w:lang w:val="en-US"/>
+        </w:rPr>
+        <w:drawing>
+          <wp:inline distT="0" distB="0" distL="0" distR="0" wp14:anchorId="6CF1E740" wp14:editId="17418514">
+            <wp:extent cx="3096057" cy="3391373"/>
+            <wp:effectExtent l="0" t="0" r="9525" b="0"/>
+            <wp:docPr id="1906183835" name="Picture 1"/>
+            <wp:cNvGraphicFramePr>
+              <a:graphicFrameLocks xmlns:a="http://schemas.openxmlformats.org/drawingml/2006/main" noChangeAspect="1"/>
+            </wp:cNvGraphicFramePr>
+            <a:graphic xmlns:a="http://schemas.openxmlformats.org/drawingml/2006/main">
+              <a:graphicData uri="http://schemas.openxmlformats.org/drawingml/2006/picture">
+                <pic:pic xmlns:pic="http://schemas.openxmlformats.org/drawingml/2006/picture">
+                  <pic:nvPicPr>
+                    <pic:cNvPr id="1906183835" name=""/>
+                    <pic:cNvPicPr/>
+                  </pic:nvPicPr>
+                  <pic:blipFill>
+                    <a:blip r:embed="rId17"/>
+                    <a:stretch>
+                      <a:fillRect/>
+                    </a:stretch>
+                  </pic:blipFill>
+                  <pic:spPr>
+                    <a:xfrm>
+                      <a:off x="0" y="0"/>
+                      <a:ext cx="3096057" cy="3391373"/>
                     </a:xfrm>
                     <a:prstGeom prst="rect">
                       <a:avLst/>
@@ -1733,6 +1858,7 @@
   <w:style w:type="character" w:default="1" w:styleId="DefaultParagraphFont">
     <w:name w:val="Default Paragraph Font"/>
     <w:uiPriority w:val="1"/>
+    <w:semiHidden/>
     <w:unhideWhenUsed/>
   </w:style>
   <w:style w:type="table" w:default="1" w:styleId="TableNormal">
